--- a/public/cv/english/CV.docx
+++ b/public/cv/english/CV.docx
@@ -829,7 +829,7 @@
               <w:rPr/>
             </w:pPr>
             <w:r>
-              <w:t>Data structures, algorithms, databases, operating systems</w:t>
+              <w:t>Data structures, algorithms, databases, operating systems.</w:t>
             </w:r>
           </w:p>
           <w:p>
@@ -837,7 +837,7 @@
               <w:pStyle w:val="767"/>
             </w:pPr>
             <w:r>
-              <w:t>Software engineering, web technologies, computer networks</w:t>
+              <w:t>Software engineering, web technologies, computer networks.</w:t>
             </w:r>
           </w:p>
           <w:p>
@@ -845,7 +845,7 @@
               <w:pStyle w:val="767"/>
             </w:pPr>
             <w:r>
-              <w:t>Machine learning, AI, computer graphics, cloud computing</w:t>
+              <w:t>Machine learning, AI, computer graphics, cloud computing.</w:t>
             </w:r>
           </w:p>
         </w:tc>
@@ -1158,7 +1158,7 @@
               <w:rPr/>
             </w:pPr>
             <w:r>
-              <w:t>Erasmus exchange, OOP with C++</w:t>
+              <w:t>Erasmus exchange, OOP with C++.</w:t>
             </w:r>
           </w:p>
           <w:p>
@@ -1166,7 +1166,7 @@
               <w:pStyle w:val="767"/>
             </w:pPr>
             <w:r>
-              <w:t>3D animation and graphics with Blender</w:t>
+              <w:t>3D animation and graphics with Blender.</w:t>
             </w:r>
           </w:p>
         </w:tc>
@@ -1477,7 +1477,7 @@
               <w:pStyle w:val="767"/>
             </w:pPr>
             <w:r>
-              <w:t>Designed PostgreSQL schema for IT inventory, stock and asset assignment</w:t>
+              <w:t>Designed PostgreSQL schema for IT inventory, stock and assignments.</w:t>
             </w:r>
           </w:p>
           <w:p>
@@ -1485,7 +1485,7 @@
               <w:pStyle w:val="767"/>
             </w:pPr>
             <w:r>
-              <w:t>Built React + TypeScript CRM prototype from business requirements</w:t>
+              <w:t>Built React + TypeScript CRM prototype from business requirements.</w:t>
             </w:r>
           </w:p>
           <w:p>
@@ -1493,7 +1493,7 @@
               <w:pStyle w:val="767"/>
             </w:pPr>
             <w:r>
-              <w:t>Joined SAP, Jira, Qlik workflows; proposed MASSGuard AI concept</w:t>
+              <w:t>Joined SAP, Jira, Qlik workflows; proposed MASSGuard AI concept.</w:t>
             </w:r>
           </w:p>
           <w:p>
@@ -1510,7 +1510,7 @@
               <w:pStyle w:val="767"/>
             </w:pPr>
             <w:r>
-              <w:t>SQL Server backup platform (ASP.NET Core, PostgreSQL, React)</w:t>
+              <w:t>SQL Server backup platform (ASP.NET Core, PostgreSQL, React).</w:t>
             </w:r>
           </w:p>
           <w:p>
@@ -1518,7 +1518,7 @@
               <w:pStyle w:val="767"/>
             </w:pPr>
             <w:r>
-              <w:t>Offline-first mail client (.NET 10, Flutter)</w:t>
+              <w:t>Offline-first mail client (.NET 10, Flutter).</w:t>
             </w:r>
           </w:p>
           <w:p>
@@ -1526,7 +1526,7 @@
               <w:pStyle w:val="767"/>
             </w:pPr>
             <w:r>
-              <w:t>Small contribution to reconciliation app. References on request</w:t>
+              <w:t>Small contribution to reconciliation app. References on request.</w:t>
             </w:r>
           </w:p>
           <w:p>
@@ -1543,7 +1543,7 @@
               <w:pStyle w:val="767"/>
             </w:pPr>
             <w:r>
-              <w:t>Built Python CLI app with JSON storage</w:t>
+              <w:t>Built Python CLI app with JSON storage.</w:t>
             </w:r>
           </w:p>
           <w:p>
@@ -1551,7 +1551,7 @@
               <w:pStyle w:val="767"/>
             </w:pPr>
             <w:r>
-              <w:t>Delivered Excel dashboard, AutoCAD drawing and Blender 3D room</w:t>
+              <w:t>Delivered Excel dashboard, AutoCAD drawing and Blender 3D room.</w:t>
             </w:r>
           </w:p>
           <w:p>

--- a/public/cv/english/CV.docx
+++ b/public/cv/english/CV.docx
@@ -119,7 +119,7 @@
       </w:tblGrid>
       <w:tr>
         <w:trPr>
-          <w:trHeight w:val="3000"/>
+          <w:trHeight w:val="2600"/>
         </w:trPr>
         <w:tc>
           <w:tcPr>
@@ -266,7 +266,7 @@
               <w:rPr/>
             </w:pPr>
             <w:r>
-              <w:t>Final-year Computer Engineering student at Pamukkale University. I build backend-heavy web apps with NestJS, PostgreSQL and React. I have interned at ADM, FLAP Yazılım and TNC Group, and studied at the University of Maribor on Erasmus.</w:t>
+              <w:t>Final-year Computer Engineering student at Pamukkale University. I build backend-heavy web apps with NestJS, PostgreSQL and React, and have interned at ADM, FLAP Yazılım and TNC Group.</w:t>
             </w:r>
           </w:p>
         </w:tc>
@@ -1477,7 +1477,7 @@
               <w:pStyle w:val="767"/>
             </w:pPr>
             <w:r>
-              <w:t>Designed PostgreSQL schema for IT inventory, stock and assignments.</w:t>
+              <w:t>Built a complete PostgreSQL database for IT inventory and stock.</w:t>
             </w:r>
           </w:p>
           <w:p>
@@ -1485,7 +1485,7 @@
               <w:pStyle w:val="767"/>
             </w:pPr>
             <w:r>
-              <w:t>Built React + TypeScript CRM prototype from business requirements.</w:t>
+              <w:t>Customer request case study: scope, requirements, React prototype.</w:t>
             </w:r>
           </w:p>
           <w:p>
@@ -1494,6 +1494,14 @@
             </w:pPr>
             <w:r>
               <w:t>Joined SAP, Jira, Qlik workflows; proposed MASSGuard AI concept.</w:t>
+            </w:r>
+          </w:p>
+          <w:p>
+            <w:pPr>
+              <w:pStyle w:val="767"/>
+            </w:pPr>
+            <w:r>
+              <w:t>References available on request.</w:t>
             </w:r>
           </w:p>
           <w:p>
@@ -1526,7 +1534,15 @@
               <w:pStyle w:val="767"/>
             </w:pPr>
             <w:r>
-              <w:t>Small contribution to reconciliation app. References on request.</w:t>
+              <w:t>Small contribution to reconciliation app.</w:t>
+            </w:r>
+          </w:p>
+          <w:p>
+            <w:pPr>
+              <w:pStyle w:val="767"/>
+            </w:pPr>
+            <w:r>
+              <w:t>References available on request.</w:t>
             </w:r>
           </w:p>
           <w:p>
@@ -33823,7 +33839,7 @@
         <w:numId w:val="7"/>
       </w:numPr>
       <w:pBdr/>
-      <w:spacing w:after="20" w:line="264" w:lineRule="auto"/>
+      <w:spacing w:after="0" w:line="264" w:lineRule="auto"/>
       <w:ind w:left="360"/>
     </w:pPr>
     <w:rPr>

--- a/public/cv/english/CV.docx
+++ b/public/cv/english/CV.docx
@@ -119,7 +119,7 @@
       </w:tblGrid>
       <w:tr>
         <w:trPr>
-          <w:trHeight w:val="2600"/>
+          <w:trHeight w:val="3000"/>
         </w:trPr>
         <w:tc>
           <w:tcPr>
@@ -266,7 +266,7 @@
               <w:rPr/>
             </w:pPr>
             <w:r>
-              <w:t>Final-year Computer Engineering student at Pamukkale University. I build backend-heavy web apps with NestJS, PostgreSQL and React, and have interned at ADM, FLAP Yazılım and TNC Group.</w:t>
+              <w:t>Final-year Computer Engineering student at Pamukkale University. I build backend-heavy web apps with NestJS, PostgreSQL and React. I have interned at ADM, FLAP Yazılım and TNC Group, and studied at the University of Maribor on Erasmus.</w:t>
             </w:r>
           </w:p>
         </w:tc>
@@ -1485,7 +1485,7 @@
               <w:pStyle w:val="767"/>
             </w:pPr>
             <w:r>
-              <w:t>Customer request case study: scope, requirements, React prototype.</w:t>
+              <w:t>Completed customer request case study: scope, requirements, wireframes, React prototype.</w:t>
             </w:r>
           </w:p>
           <w:p>
@@ -1630,7 +1630,7 @@
       <w:endnotePr/>
       <w:type w:val="nextPage"/>
       <w:pgSz w:h="15840" w:orient="portrait" w:w="12240"/>
-      <w:pgMar w:top="560" w:right="720" w:bottom="240" w:left="720" w:header="0" w:footer="0" w:gutter="0"/>
+      <w:pgMar w:top="200" w:right="720" w:bottom="100" w:left="720" w:header="0" w:footer="0" w:gutter="0"/>
       <w:cols w:num="1" w:sep="0" w:space="720" w:equalWidth="1"/>
     </w:sectPr>
   </w:body>

--- a/public/cv/english/CV.docx
+++ b/public/cv/english/CV.docx
@@ -612,36 +612,63 @@
             <w:pPr>
               <w:pStyle w:val="767"/>
               <w:pBdr/>
-              <w:spacing/>
+              <w:spacing w:after="180"/>
+              <w:contextualSpacing w:val="0"/>
               <w:ind/>
               <w:rPr/>
             </w:pPr>
+            <w:r/>
             <w:r>
-              <w:t>Programming Languages: Java, C#, TypeScript, SQL, HTML, CSS</w:t>
+              <w:rPr>
+                <w:b/>
+              </w:rPr>
+              <w:t>Programming Languages</w:t>
+              <w:br/>
+            </w:r>
+            <w:r>
+              <w:t>Java, C#, TypeScript, SQL, HTML, CSS</w:t>
             </w:r>
           </w:p>
           <w:p>
             <w:pPr>
               <w:pStyle w:val="767"/>
               <w:pBdr/>
-              <w:spacing/>
+              <w:spacing w:after="180"/>
+              <w:contextualSpacing w:val="0"/>
               <w:ind/>
               <w:rPr/>
             </w:pPr>
+            <w:r/>
             <w:r>
-              <w:t>Frameworks &amp; Technologies: React, Next.js, React Native, Flutter, NestJS, REST API, .NET, .NET Web API, MS SQL Server, PostgreSQL, Expo</w:t>
+              <w:rPr>
+                <w:b/>
+              </w:rPr>
+              <w:t>Frameworks &amp; Technologies</w:t>
+              <w:br/>
+            </w:r>
+            <w:r>
+              <w:t>React, Next.js, React Native, Flutter, NestJS, REST API, .NET, .NET Web API, MS SQL Server, PostgreSQL, Expo</w:t>
             </w:r>
           </w:p>
           <w:p>
             <w:pPr>
               <w:pStyle w:val="767"/>
               <w:pBdr/>
-              <w:spacing/>
+              <w:spacing w:after="180"/>
+              <w:contextualSpacing w:val="0"/>
               <w:ind/>
               <w:rPr/>
             </w:pPr>
+            <w:r/>
             <w:r>
-              <w:t>Tools &amp; Software: Git/GitHub, Docker, Linux</w:t>
+              <w:rPr>
+                <w:b/>
+              </w:rPr>
+              <w:t>Tools &amp; Software</w:t>
+              <w:br/>
+            </w:r>
+            <w:r>
+              <w:t>Git/GitHub, Docker, Linux</w:t>
             </w:r>
           </w:p>
         </w:tc>

--- a/public/cv/english/CV.docx
+++ b/public/cv/english/CV.docx
@@ -610,10 +610,8 @@
           </w:p>
           <w:p>
             <w:pPr>
-              <w:pStyle w:val="767"/>
               <w:pBdr/>
-              <w:spacing w:after="180"/>
-              <w:contextualSpacing w:val="0"/>
+              <w:spacing w:before="120"/>
               <w:ind/>
               <w:rPr/>
             </w:pPr>
@@ -623,18 +621,28 @@
                 <w:b/>
               </w:rPr>
               <w:t>Programming Languages</w:t>
-              <w:br/>
-            </w:r>
-            <w:r>
-              <w:t>Java, C#, TypeScript, SQL, HTML, CSS</w:t>
             </w:r>
           </w:p>
           <w:p>
             <w:pPr>
               <w:pStyle w:val="767"/>
+            </w:pPr>
+            <w:r>
+              <w:t>Java, C#, TypeScript</w:t>
+            </w:r>
+          </w:p>
+          <w:p>
+            <w:pPr>
+              <w:pStyle w:val="767"/>
+            </w:pPr>
+            <w:r>
+              <w:t>SQL, HTML, CSS</w:t>
+            </w:r>
+          </w:p>
+          <w:p>
+            <w:pPr>
               <w:pBdr/>
-              <w:spacing w:after="180"/>
-              <w:contextualSpacing w:val="0"/>
+              <w:spacing w:before="120"/>
               <w:ind/>
               <w:rPr/>
             </w:pPr>
@@ -644,18 +652,44 @@
                 <w:b/>
               </w:rPr>
               <w:t>Frameworks &amp; Technologies</w:t>
-              <w:br/>
-            </w:r>
-            <w:r>
-              <w:t>React, Next.js, React Native, Flutter, NestJS, REST API, .NET, .NET Web API, MS SQL Server, PostgreSQL, Expo</w:t>
             </w:r>
           </w:p>
           <w:p>
             <w:pPr>
               <w:pStyle w:val="767"/>
+            </w:pPr>
+            <w:r>
+              <w:t>Frontend: React, Next.js</w:t>
+            </w:r>
+          </w:p>
+          <w:p>
+            <w:pPr>
+              <w:pStyle w:val="767"/>
+            </w:pPr>
+            <w:r>
+              <w:t>Mobile: React Native, Flutter, Expo</w:t>
+            </w:r>
+          </w:p>
+          <w:p>
+            <w:pPr>
+              <w:pStyle w:val="767"/>
+            </w:pPr>
+            <w:r>
+              <w:t>Backend: NestJS, .NET, .NET Web API, REST API</w:t>
+            </w:r>
+          </w:p>
+          <w:p>
+            <w:pPr>
+              <w:pStyle w:val="767"/>
+            </w:pPr>
+            <w:r>
+              <w:t>Databases: PostgreSQL, MS SQL Server</w:t>
+            </w:r>
+          </w:p>
+          <w:p>
+            <w:pPr>
               <w:pBdr/>
-              <w:spacing w:after="180"/>
-              <w:contextualSpacing w:val="0"/>
+              <w:spacing w:before="120"/>
               <w:ind/>
               <w:rPr/>
             </w:pPr>
@@ -665,8 +699,12 @@
                 <w:b/>
               </w:rPr>
               <w:t>Tools &amp; Software</w:t>
-              <w:br/>
             </w:r>
+          </w:p>
+          <w:p>
+            <w:pPr>
+              <w:pStyle w:val="767"/>
+            </w:pPr>
             <w:r>
               <w:t>Git/GitHub, Docker, Linux</w:t>
             </w:r>

--- a/public/cv/english/CV.docx
+++ b/public/cv/english/CV.docx
@@ -23,8 +23,8 @@
                 <wp:positionH relativeFrom="page">
                   <wp:posOffset>0</wp:posOffset>
                 </wp:positionH>
-                <wp:positionV relativeFrom="paragraph">
-                  <wp:posOffset>-402590</wp:posOffset>
+                <wp:positionV relativeFrom="page">
+                  <wp:posOffset>0</wp:posOffset>
                 </wp:positionV>
                 <wp:extent cx="2816352" cy="10058400"/>
                 <wp:effectExtent l="0" t="0" r="3175" b="0"/>
@@ -45,7 +45,7 @@
                           <a:avLst/>
                         </a:prstGeom>
                         <a:solidFill>
-                          <a:schemeClr val="accent1"/>
+                          <a:srgbClr val="DCE6F2"/>
                         </a:solidFill>
                         <a:ln>
                           <a:noFill/>
